--- a/CEASTSOS.docx
+++ b/CEASTSOS.docx
@@ -22,17 +22,7 @@
           <w:szCs w:val="24"/>
           <w:lang w:val="en-GB"/>
         </w:rPr>
-        <w:t xml:space="preserve">COMPARATIVE ECONOMIC ANALYSIS OF SELECTED TIMBER </w:t>
-      </w:r>
-      <w:r>
-        <w:rPr>
-          <w:rFonts w:ascii="Times New Roman" w:hAnsi="Times New Roman" w:cs="Times New Roman"/>
-          <w:b/>
-          <w:sz w:val="24"/>
-          <w:szCs w:val="24"/>
-          <w:lang w:val="en-GB"/>
-        </w:rPr>
-        <w:t>SPECIES IN OGUN STATE, NIGERIA.</w:t>
+        <w:t>COMPARATIVE ECONOMIC ANALYSIS OF SELECTED TIMBER SPECIES IN OGUN STATE, NIGERIA.</w:t>
       </w:r>
     </w:p>
     <w:p>
@@ -118,7 +108,7 @@
       <w:pPr>
         <w:pStyle w:val="NormalWeb"/>
         <w:shd w:val="clear" w:color="auto" w:fill="FFFFFF"/>
-        <w:spacing w:line="480" w:lineRule="auto"/>
+        <w:spacing w:after="0" w:afterAutospacing="0" w:line="480" w:lineRule="auto"/>
         <w:jc w:val="both"/>
         <w:rPr>
           <w:rFonts w:eastAsia="Microsoft YaHei"/>
@@ -153,7 +143,7 @@
       <w:pPr>
         <w:pStyle w:val="NormalWeb"/>
         <w:shd w:val="clear" w:color="auto" w:fill="FFFFFF"/>
-        <w:spacing w:line="480" w:lineRule="auto"/>
+        <w:spacing w:after="0" w:afterAutospacing="0" w:line="480" w:lineRule="auto"/>
         <w:jc w:val="both"/>
         <w:rPr>
           <w:rFonts w:eastAsia="Microsoft YaHei"/>
@@ -188,7 +178,7 @@
       <w:pPr>
         <w:pStyle w:val="NormalWeb"/>
         <w:shd w:val="clear" w:color="auto" w:fill="FFFFFF"/>
-        <w:spacing w:line="480" w:lineRule="auto"/>
+        <w:spacing w:before="0" w:beforeAutospacing="0" w:after="0" w:afterAutospacing="0" w:line="480" w:lineRule="auto"/>
         <w:jc w:val="both"/>
         <w:rPr>
           <w:rFonts w:eastAsia="Microsoft YaHei"/>
@@ -475,22 +465,32 @@
     </w:p>
     <w:p>
       <w:pPr>
-        <w:spacing w:after="240" w:line="480" w:lineRule="auto"/>
-        <w:jc w:val="both"/>
-        <w:rPr>
-          <w:rFonts w:ascii="Times New Roman" w:eastAsia="Times New Roman" w:hAnsi="Times New Roman" w:cs="Times New Roman"/>
-          <w:sz w:val="24"/>
-          <w:szCs w:val="24"/>
-        </w:rPr>
-      </w:pPr>
-      <w:r>
-        <w:rPr>
-          <w:rFonts w:ascii="Times New Roman" w:eastAsia="Times New Roman" w:hAnsi="Times New Roman" w:cs="Times New Roman"/>
-          <w:sz w:val="24"/>
-          <w:szCs w:val="24"/>
-        </w:rPr>
-        <w:t>Ogun State's timber traders deal in a wide variety of wood species, but there is little current data on which species are most frequently sold in the markets, how much it costs to trade each species, what each species sells for, and which species yields the highest financial return. When choosing which species to purchase and how much to charge, many traders rely more on habit and experience than on documented costs and sales data. Because of this, a species with a high selling price could be preferred even if its high expenses result in a smaller profit than those of other species.</w:t>
-      </w:r>
+        <w:spacing w:line="480" w:lineRule="auto"/>
+        <w:jc w:val="both"/>
+        <w:rPr>
+          <w:rFonts w:ascii="Times New Roman" w:eastAsia="Times New Roman" w:hAnsi="Times New Roman" w:cs="Times New Roman"/>
+          <w:sz w:val="24"/>
+          <w:szCs w:val="24"/>
+        </w:rPr>
+      </w:pPr>
+      <w:r>
+        <w:rPr>
+          <w:rFonts w:ascii="Times New Roman" w:eastAsia="Times New Roman" w:hAnsi="Times New Roman" w:cs="Times New Roman"/>
+          <w:sz w:val="24"/>
+          <w:szCs w:val="24"/>
+        </w:rPr>
+        <w:t xml:space="preserve">Ogun State's timber traders deal in a wide variety of wood species, but there is little current data on which species are most frequently sold in the markets, how much it costs to trade each species, what each species sells for, and which species yields the highest financial return. When choosing which species to purchase and how much to charge, many traders rely more on habit and experience than on documented costs and sales data. Because of this, a species with a high selling price could be preferred even if its high expenses result in a smaller profit </w:t>
+      </w:r>
+      <w:bookmarkStart w:id="0" w:name="_GoBack"/>
+      <w:r>
+        <w:rPr>
+          <w:rFonts w:ascii="Times New Roman" w:eastAsia="Times New Roman" w:hAnsi="Times New Roman" w:cs="Times New Roman"/>
+          <w:sz w:val="24"/>
+          <w:szCs w:val="24"/>
+        </w:rPr>
+        <w:t>than those of other species.</w:t>
+      </w:r>
+      <w:bookmarkEnd w:id="0"/>
     </w:p>
     <w:p>
       <w:pPr>
@@ -2083,39 +2083,7 @@
           <w:sz w:val="24"/>
           <w:szCs w:val="24"/>
         </w:rPr>
-        <w:t xml:space="preserve"> et al. (2021), studying wood charcoal production in Rivers State, reported a cost-benefit ratio of 1</w:t>
-      </w:r>
-      <w:r>
-        <w:rPr>
-          <w:rFonts w:ascii="Times New Roman" w:eastAsia="Times New Roman" w:hAnsi="Times New Roman" w:cs="Times New Roman"/>
-          <w:sz w:val="24"/>
-          <w:szCs w:val="24"/>
-        </w:rPr>
-        <w:t>:</w:t>
-      </w:r>
-      <w:r>
-        <w:rPr>
-          <w:rFonts w:ascii="Times New Roman" w:eastAsia="Times New Roman" w:hAnsi="Times New Roman" w:cs="Times New Roman"/>
-          <w:sz w:val="24"/>
-          <w:szCs w:val="24"/>
-        </w:rPr>
-        <w:t>3, together with a gross margin and net income, and concluded that the business was profitable. Babatunde et al. (2026) calculated return on investment values between 2.4 and 3</w:t>
-      </w:r>
-      <w:r>
-        <w:rPr>
-          <w:rFonts w:ascii="Times New Roman" w:eastAsia="Times New Roman" w:hAnsi="Times New Roman" w:cs="Times New Roman"/>
-          <w:sz w:val="24"/>
-          <w:szCs w:val="24"/>
-        </w:rPr>
-        <w:t>.</w:t>
-      </w:r>
-      <w:r>
-        <w:rPr>
-          <w:rFonts w:ascii="Times New Roman" w:eastAsia="Times New Roman" w:hAnsi="Times New Roman" w:cs="Times New Roman"/>
-          <w:sz w:val="24"/>
-          <w:szCs w:val="24"/>
-        </w:rPr>
-        <w:t xml:space="preserve">1 for wood marketing in </w:t>
+        <w:t xml:space="preserve"> et al. (2021), studying wood charcoal production in Rivers State, reported a cost-benefit ratio of 1:3, together with a gross margin and net income, and concluded that the business was profitable. Babatunde et al. (2026) calculated return on investment values between 2.4 and 3.1 for wood marketing in </w:t>
       </w:r>
       <w:proofErr w:type="spellStart"/>
       <w:r>
@@ -3329,8 +3297,6 @@
         </w:rPr>
         <w:br w:type="page"/>
       </w:r>
-      <w:bookmarkStart w:id="0" w:name="_GoBack"/>
-      <w:bookmarkEnd w:id="0"/>
     </w:p>
     <w:p>
       <w:pPr>
